--- a/Урок 5-6. БДPostgresqlDBeaver hibernate spring repository (1).docx
+++ b/Урок 5-6. БДPostgresqlDBeaver hibernate spring repository (1).docx
@@ -127,15 +127,7 @@
           <w:color w:val="333333"/>
           <w:sz w:val="24"/>
         </w:rPr>
-        <w:t> в PostgreSQL — это условное выражение, которое позволяет оценивать различные условия и выполнять разные блоки кода в зависимости от их результата. Оно нап</w:t>
-      </w:r>
-      <w:r>
-        <w:rPr>
-          <w:rFonts w:ascii="Liberation Sans" w:eastAsia="Liberation Sans" w:hAnsi="Liberation Sans" w:cs="Liberation Sans"/>
-          <w:color w:val="333333"/>
-          <w:sz w:val="24"/>
-        </w:rPr>
-        <w:t>оминает операторы if/else в других языках программирования.  </w:t>
+        <w:t> в PostgreSQL — это условное выражение, которое позволяет оценивать различные условия и выполнять разные блоки кода в зависимости от их результата. Оно напоминает операторы if/else в других языках программирования.  </w:t>
       </w:r>
       <w:hyperlink r:id="rId8" w:history="1">
         <w:r>
@@ -205,14 +197,7 @@
           <w:rFonts w:ascii="Consolas" w:eastAsia="Consolas" w:hAnsi="Consolas" w:cs="Consolas"/>
           <w:color w:val="000000"/>
         </w:rPr>
-        <w:t xml:space="preserve">CASE WHEN условие1 THEN </w:t>
-      </w:r>
-      <w:r>
-        <w:rPr>
-          <w:rFonts w:ascii="Consolas" w:eastAsia="Consolas" w:hAnsi="Consolas" w:cs="Consolas"/>
-          <w:color w:val="000000"/>
-        </w:rPr>
-        <w:t>результат1 WHEN условие2 THEN результат2 … [ELSE результат] END</w:t>
+        <w:t>CASE WHEN условие1 THEN результат1 WHEN условие2 THEN результат2 … [ELSE результат] END</w:t>
       </w:r>
       <w:r>
         <w:rPr>
@@ -296,52 +281,36 @@
           <w:sz w:val="36"/>
           <w:szCs w:val="36"/>
         </w:rPr>
-        <w:t>Можно конкатенировать, соединять</w:t>
-      </w:r>
-      <w:r>
+        <w:t>Можно конкатенировать, соединять строки с помощью,</w:t>
+      </w:r>
+    </w:p>
+    <w:p>
+      <w:pPr>
+        <w:pBdr>
+          <w:top w:val="none" w:sz="4" w:space="0" w:color="000000"/>
+          <w:left w:val="none" w:sz="4" w:space="0" w:color="000000"/>
+          <w:bottom w:val="none" w:sz="4" w:space="0" w:color="000000"/>
+          <w:right w:val="none" w:sz="4" w:space="0" w:color="000000"/>
+        </w:pBdr>
+        <w:shd w:val="clear" w:color="FFFFFF" w:fill="FFFFFF"/>
         <w:rPr>
           <w:sz w:val="36"/>
           <w:szCs w:val="36"/>
         </w:rPr>
-        <w:t xml:space="preserve"> строки с помощью,</w:t>
-      </w:r>
-    </w:p>
-    <w:p>
-      <w:pPr>
-        <w:pBdr>
-          <w:top w:val="none" w:sz="4" w:space="0" w:color="000000"/>
-          <w:left w:val="none" w:sz="4" w:space="0" w:color="000000"/>
-          <w:bottom w:val="none" w:sz="4" w:space="0" w:color="000000"/>
-          <w:right w:val="none" w:sz="4" w:space="0" w:color="000000"/>
-        </w:pBdr>
-        <w:shd w:val="clear" w:color="FFFFFF" w:fill="FFFFFF"/>
+      </w:pPr>
+      <w:r>
         <w:rPr>
           <w:sz w:val="36"/>
           <w:szCs w:val="36"/>
         </w:rPr>
-      </w:pPr>
+        <w:t>к</w:t>
+      </w:r>
       <w:r>
         <w:rPr>
           <w:sz w:val="36"/>
           <w:szCs w:val="36"/>
         </w:rPr>
-        <w:t>к</w:t>
-      </w:r>
-      <w:bookmarkStart w:id="0" w:name="_GoBack"/>
-      <w:bookmarkEnd w:id="0"/>
-      <w:r>
-        <w:rPr>
-          <w:sz w:val="36"/>
-          <w:szCs w:val="36"/>
-        </w:rPr>
-        <w:t>ажет</w:t>
-      </w:r>
-      <w:r>
-        <w:rPr>
-          <w:sz w:val="36"/>
-          <w:szCs w:val="36"/>
-        </w:rPr>
-        <w:t>ся</w:t>
+        <w:t>ажется</w:t>
       </w:r>
       <w:r>
         <w:rPr>
@@ -763,17 +732,7 @@
           <w:szCs w:val="28"/>
           <w:lang w:val="en-US"/>
         </w:rPr>
-        <w:t>SELECT STRIN</w:t>
-      </w:r>
-      <w:r>
-        <w:rPr>
-          <w:rFonts w:ascii="Consolas" w:eastAsia="Consolas" w:hAnsi="Consolas" w:cs="Consolas"/>
-          <w:color w:val="333333"/>
-          <w:sz w:val="28"/>
-          <w:szCs w:val="28"/>
-          <w:lang w:val="en-US"/>
-        </w:rPr>
-        <w:t>G_AGG(name, ', ') AS employees FROM employees</w:t>
+        <w:t>SELECT STRING_AGG(name, ', ') AS employees FROM employees</w:t>
       </w:r>
       <w:r>
         <w:rPr>
@@ -856,6 +815,7 @@
           <w:color w:val="000000"/>
           <w:sz w:val="24"/>
           <w:szCs w:val="24"/>
+          <w:lang w:val="en-US"/>
         </w:rPr>
       </w:pPr>
       <w:r>
@@ -974,7 +934,6 @@
           <w:b/>
           <w:sz w:val="28"/>
           <w:szCs w:val="28"/>
-          <w:lang w:val="en-US"/>
         </w:rPr>
       </w:pPr>
       <w:r>
@@ -984,23 +943,30 @@
           <w:szCs w:val="28"/>
           <w:lang w:val="en-US"/>
         </w:rPr>
-        <w:t xml:space="preserve"> Dbeaver </w:t>
-      </w:r>
-    </w:p>
-    <w:p>
-      <w:pPr>
-        <w:pBdr>
-          <w:top w:val="none" w:sz="4" w:space="0" w:color="000000"/>
-          <w:left w:val="none" w:sz="4" w:space="0" w:color="000000"/>
-          <w:bottom w:val="none" w:sz="4" w:space="0" w:color="000000"/>
-          <w:right w:val="none" w:sz="4" w:space="0" w:color="000000"/>
-        </w:pBdr>
-        <w:shd w:val="clear" w:color="FFFFFF" w:fill="FFFFFF"/>
+        <w:t xml:space="preserve"> Dbeaver</w:t>
+      </w:r>
+      <w:r>
         <w:rPr>
           <w:b/>
           <w:sz w:val="28"/>
           <w:szCs w:val="28"/>
-          <w:lang w:val="en-US"/>
+        </w:rPr>
+        <w:t xml:space="preserve"> </w:t>
+      </w:r>
+    </w:p>
+    <w:p>
+      <w:pPr>
+        <w:pBdr>
+          <w:top w:val="none" w:sz="4" w:space="0" w:color="000000"/>
+          <w:left w:val="none" w:sz="4" w:space="0" w:color="000000"/>
+          <w:bottom w:val="none" w:sz="4" w:space="0" w:color="000000"/>
+          <w:right w:val="none" w:sz="4" w:space="0" w:color="000000"/>
+        </w:pBdr>
+        <w:shd w:val="clear" w:color="FFFFFF" w:fill="FFFFFF"/>
+        <w:rPr>
+          <w:b/>
+          <w:sz w:val="28"/>
+          <w:szCs w:val="28"/>
         </w:rPr>
       </w:pPr>
     </w:p>
@@ -1023,14 +989,7 @@
           <w:sz w:val="36"/>
           <w:szCs w:val="36"/>
         </w:rPr>
-        <w:t>Практика – подключится с помощью Dbeaver к СУБД</w:t>
-      </w:r>
-      <w:r>
-        <w:rPr>
-          <w:sz w:val="36"/>
-          <w:szCs w:val="36"/>
-        </w:rPr>
-        <w:t xml:space="preserve"> Postgresql, создать БД, схему.</w:t>
+        <w:t>Практика – подключится с помощью Dbeaver к СУБД Postgresql, создать БД, схему.</w:t>
       </w:r>
     </w:p>
     <w:p>
@@ -1589,23 +1548,7 @@
           <w:sz w:val="36"/>
           <w:szCs w:val="36"/>
         </w:rPr>
-        <w:t>Вообще механизм миграций для БД нужен для того, чтобы если у вас есть изменения в структуру вашей базы данных - а изменения всегда будут, требования меняются, рефакторинги происх</w:t>
-      </w:r>
-      <w:r>
-        <w:rPr>
-          <w:rFonts w:ascii="Calibri" w:eastAsia="Calibri" w:hAnsi="Calibri" w:cs="Calibri"/>
-          <w:sz w:val="36"/>
-          <w:szCs w:val="36"/>
-        </w:rPr>
-        <w:t>одят, какие-то улучшени придумываются, или новые таблицы, новые обекты предметной области появляются или выделяются новые сущности, или изменения в текущих таблицах/обхектах нужны. И у вас довольно много стендов - то устанете вносить изменения в каждый объ</w:t>
-      </w:r>
-      <w:r>
-        <w:rPr>
-          <w:rFonts w:ascii="Calibri" w:eastAsia="Calibri" w:hAnsi="Calibri" w:cs="Calibri"/>
-          <w:sz w:val="36"/>
-          <w:szCs w:val="36"/>
-        </w:rPr>
-        <w:t>ект базы - в схему таблиц, внешних ключей, индексов, в данные вносить изменения вручную. Для таких изменений есть механизм миграций, когда мы в коде в xml файлах описываем, какие изменения должны быть накатаны на схему БД или данные.</w:t>
+        <w:t>Вообще механизм миграций для БД нужен для того, чтобы если у вас есть изменения в структуру вашей базы данных - а изменения всегда будут, требования меняются, рефакторинги происходят, какие-то улучшени придумываются, или новые таблицы, новые обекты предметной области появляются или выделяются новые сущности, или изменения в текущих таблицах/обхектах нужны. И у вас довольно много стендов - то устанете вносить изменения в каждый объект базы - в схему таблиц, внешних ключей, индексов, в данные вносить изменения вручную. Для таких изменений есть механизм миграций, когда мы в коде в xml файлах описываем, какие изменения должны быть накатаны на схему БД или данные.</w:t>
       </w:r>
     </w:p>
     <w:p>
@@ -1628,14 +1571,7 @@
           <w:rFonts w:ascii="Calibri" w:eastAsia="Calibri" w:hAnsi="Calibri" w:cs="Calibri"/>
           <w:sz w:val="36"/>
         </w:rPr>
-        <w:t>Причем в саму схему до</w:t>
-      </w:r>
-      <w:r>
-        <w:rPr>
-          <w:rFonts w:ascii="Calibri" w:eastAsia="Calibri" w:hAnsi="Calibri" w:cs="Calibri"/>
-          <w:sz w:val="36"/>
-        </w:rPr>
-        <w:t>бавляется 2 таблицы - таблица с описанием  изменений - грубо говоря имя xml файла, который был накатан. И вторая таблица для блокировки изменений от других инстансов приложений.</w:t>
+        <w:t>Причем в саму схему добавляется 2 таблицы - таблица с описанием  изменений - грубо говоря имя xml файла, который был накатан. И вторая таблица для блокировки изменений от других инстансов приложений.</w:t>
       </w:r>
     </w:p>
     <w:p>
@@ -1737,14 +1673,7 @@
           <w:rFonts w:ascii="Calibri" w:eastAsia="Calibri" w:hAnsi="Calibri" w:cs="Calibri"/>
           <w:sz w:val="36"/>
         </w:rPr>
-        <w:t>**Liquibase** — это инструмент для управления изменениями в стру</w:t>
-      </w:r>
-      <w:r>
-        <w:rPr>
-          <w:rFonts w:ascii="Calibri" w:eastAsia="Calibri" w:hAnsi="Calibri" w:cs="Calibri"/>
-          <w:sz w:val="36"/>
-        </w:rPr>
-        <w:t xml:space="preserve">ктуре базы данных (миграциями). Он позволяет удобно версионировать БД и применять изменения согласованно в разных средах (dev, test, prod).  </w:t>
+        <w:t xml:space="preserve">**Liquibase** — это инструмент для управления изменениями в структуре базы данных (миграциями). Он позволяет удобно версионировать БД и применять изменения согласованно в разных средах (dev, test, prod).  </w:t>
       </w:r>
     </w:p>
     <w:p>
@@ -1799,21 +1728,7 @@
           <w:rFonts w:ascii="Calibri" w:eastAsia="Calibri" w:hAnsi="Calibri" w:cs="Calibri"/>
           <w:sz w:val="36"/>
         </w:rPr>
-        <w:t xml:space="preserve">### </w:t>
-      </w:r>
-      <w:r>
-        <w:rPr>
-          <w:rFonts w:ascii="Calibri" w:eastAsia="Calibri" w:hAnsi="Calibri" w:cs="Calibri"/>
-          <w:sz w:val="36"/>
-        </w:rPr>
-        <w:t>🔹</w:t>
-      </w:r>
-      <w:r>
-        <w:rPr>
-          <w:rFonts w:ascii="Calibri" w:eastAsia="Calibri" w:hAnsi="Calibri" w:cs="Calibri"/>
-          <w:sz w:val="36"/>
-        </w:rPr>
-        <w:t xml:space="preserve"> **Основные концепции**:  </w:t>
+        <w:t xml:space="preserve">### 🔹 **Основные концепции**:  </w:t>
       </w:r>
     </w:p>
     <w:p>
@@ -1852,14 +1767,7 @@
           <w:rFonts w:ascii="Calibri" w:eastAsia="Calibri" w:hAnsi="Calibri" w:cs="Calibri"/>
           <w:sz w:val="36"/>
         </w:rPr>
-        <w:t>1. **Changelog** (файл изменений) — XML/JSON/YAML/SQL-файл, где описываются из</w:t>
-      </w:r>
-      <w:r>
-        <w:rPr>
-          <w:rFonts w:ascii="Calibri" w:eastAsia="Calibri" w:hAnsi="Calibri" w:cs="Calibri"/>
-          <w:sz w:val="36"/>
-        </w:rPr>
-        <w:t xml:space="preserve">менения (создание таблиц, индексов, добавление данных и т. д.).  </w:t>
+        <w:t xml:space="preserve">1. **Changelog** (файл изменений) — XML/JSON/YAML/SQL-файл, где описываются изменения (создание таблиц, индексов, добавление данных и т. д.).  </w:t>
       </w:r>
     </w:p>
     <w:p>
@@ -1992,21 +1900,7 @@
           <w:rFonts w:ascii="Calibri" w:eastAsia="Calibri" w:hAnsi="Calibri" w:cs="Calibri"/>
           <w:sz w:val="36"/>
         </w:rPr>
-        <w:t xml:space="preserve">### </w:t>
-      </w:r>
-      <w:r>
-        <w:rPr>
-          <w:rFonts w:ascii="Calibri" w:eastAsia="Calibri" w:hAnsi="Calibri" w:cs="Calibri"/>
-          <w:sz w:val="36"/>
-        </w:rPr>
-        <w:t>🔹</w:t>
-      </w:r>
-      <w:r>
-        <w:rPr>
-          <w:rFonts w:ascii="Calibri" w:eastAsia="Calibri" w:hAnsi="Calibri" w:cs="Calibri"/>
-          <w:sz w:val="36"/>
-        </w:rPr>
-        <w:t xml:space="preserve"> **Как работает?**  </w:t>
+        <w:t xml:space="preserve">### 🔹 **Как работает?**  </w:t>
       </w:r>
     </w:p>
     <w:p>
@@ -2602,21 +2496,7 @@
           <w:rFonts w:ascii="Calibri" w:eastAsia="Calibri" w:hAnsi="Calibri" w:cs="Calibri"/>
           <w:sz w:val="36"/>
         </w:rPr>
-        <w:t xml:space="preserve">### </w:t>
-      </w:r>
-      <w:r>
-        <w:rPr>
-          <w:rFonts w:ascii="Calibri" w:eastAsia="Calibri" w:hAnsi="Calibri" w:cs="Calibri"/>
-          <w:sz w:val="36"/>
-        </w:rPr>
-        <w:t>🔹</w:t>
-      </w:r>
-      <w:r>
-        <w:rPr>
-          <w:rFonts w:ascii="Calibri" w:eastAsia="Calibri" w:hAnsi="Calibri" w:cs="Calibri"/>
-          <w:sz w:val="36"/>
-        </w:rPr>
-        <w:t xml:space="preserve"> **Плюсы**:  </w:t>
+        <w:t xml:space="preserve">### 🔹 **Плюсы**:  </w:t>
       </w:r>
     </w:p>
     <w:p>
@@ -2655,14 +2535,7 @@
           <w:rFonts w:ascii="Calibri" w:eastAsia="Calibri" w:hAnsi="Calibri" w:cs="Calibri"/>
           <w:sz w:val="36"/>
         </w:rPr>
-        <w:t>✅</w:t>
-      </w:r>
-      <w:r>
-        <w:rPr>
-          <w:rFonts w:ascii="Calibri" w:eastAsia="Calibri" w:hAnsi="Calibri" w:cs="Calibri"/>
-          <w:sz w:val="36"/>
-        </w:rPr>
-        <w:t xml:space="preserve"> **Версионирование** — все изменения хранятся в коде.  </w:t>
+        <w:t xml:space="preserve">✅ **Версионирование** — все изменения хранятся в коде.  </w:t>
       </w:r>
     </w:p>
     <w:p>
@@ -2702,14 +2575,7 @@
           <w:sz w:val="36"/>
         </w:rPr>
         <w:lastRenderedPageBreak/>
-        <w:t>✅</w:t>
-      </w:r>
-      <w:r>
-        <w:rPr>
-          <w:rFonts w:ascii="Calibri" w:eastAsia="Calibri" w:hAnsi="Calibri" w:cs="Calibri"/>
-          <w:sz w:val="36"/>
-        </w:rPr>
-        <w:t xml:space="preserve"> **Кросс-платформенность** — работает с разными СУБД (PostgreSQL, MySQL, Oracle и др.).  </w:t>
+        <w:t xml:space="preserve">✅ **Кросс-платформенность** — работает с разными СУБД (PostgreSQL, MySQL, Oracle и др.).  </w:t>
       </w:r>
     </w:p>
     <w:p>
@@ -2748,14 +2614,7 @@
           <w:rFonts w:ascii="Calibri" w:eastAsia="Calibri" w:hAnsi="Calibri" w:cs="Calibri"/>
           <w:sz w:val="36"/>
         </w:rPr>
-        <w:t>✅</w:t>
-      </w:r>
-      <w:r>
-        <w:rPr>
-          <w:rFonts w:ascii="Calibri" w:eastAsia="Calibri" w:hAnsi="Calibri" w:cs="Calibri"/>
-          <w:sz w:val="36"/>
-        </w:rPr>
-        <w:t xml:space="preserve"> **Откат изменений** (rollback) — можно отменить миграцию.  </w:t>
+        <w:t xml:space="preserve">✅ **Откат изменений** (rollback) — можно отменить миграцию.  </w:t>
       </w:r>
     </w:p>
     <w:p>
@@ -2796,15 +2655,7 @@
           <w:sz w:val="36"/>
           <w:lang w:val="en-US"/>
         </w:rPr>
-        <w:t>✅</w:t>
-      </w:r>
-      <w:r>
-        <w:rPr>
-          <w:rFonts w:ascii="Calibri" w:eastAsia="Calibri" w:hAnsi="Calibri" w:cs="Calibri"/>
-          <w:sz w:val="36"/>
-          <w:lang w:val="en-US"/>
-        </w:rPr>
-        <w:t xml:space="preserve"> **</w:t>
+        <w:t>✅ **</w:t>
       </w:r>
       <w:r>
         <w:rPr>
@@ -2819,15 +2670,7 @@
           <w:sz w:val="36"/>
           <w:lang w:val="en-US"/>
         </w:rPr>
-        <w:t>**</w:t>
-      </w:r>
-      <w:r>
-        <w:rPr>
-          <w:rFonts w:ascii="Calibri" w:eastAsia="Calibri" w:hAnsi="Calibri" w:cs="Calibri"/>
-          <w:sz w:val="36"/>
-          <w:lang w:val="en-US"/>
-        </w:rPr>
-        <w:t xml:space="preserve"> </w:t>
+        <w:t xml:space="preserve">** </w:t>
       </w:r>
       <w:r>
         <w:rPr>
@@ -2899,21 +2742,7 @@
           <w:rFonts w:ascii="Calibri" w:eastAsia="Calibri" w:hAnsi="Calibri" w:cs="Calibri"/>
           <w:sz w:val="36"/>
         </w:rPr>
-        <w:t xml:space="preserve">### </w:t>
-      </w:r>
-      <w:r>
-        <w:rPr>
-          <w:rFonts w:ascii="Calibri" w:eastAsia="Calibri" w:hAnsi="Calibri" w:cs="Calibri"/>
-          <w:sz w:val="36"/>
-        </w:rPr>
-        <w:t>🔹</w:t>
-      </w:r>
-      <w:r>
-        <w:rPr>
-          <w:rFonts w:ascii="Calibri" w:eastAsia="Calibri" w:hAnsi="Calibri" w:cs="Calibri"/>
-          <w:sz w:val="36"/>
-        </w:rPr>
-        <w:t xml:space="preserve"> **Минусы**:  </w:t>
+        <w:t xml:space="preserve">### 🔹 **Минусы**:  </w:t>
       </w:r>
     </w:p>
     <w:p>
@@ -2952,14 +2781,7 @@
           <w:rFonts w:ascii="Calibri" w:eastAsia="Calibri" w:hAnsi="Calibri" w:cs="Calibri"/>
           <w:sz w:val="36"/>
         </w:rPr>
-        <w:t>❌</w:t>
-      </w:r>
-      <w:r>
-        <w:rPr>
-          <w:rFonts w:ascii="Calibri" w:eastAsia="Calibri" w:hAnsi="Calibri" w:cs="Calibri"/>
-          <w:sz w:val="36"/>
-        </w:rPr>
-        <w:t xml:space="preserve"> Требует обучения (синтаксис changelog).  </w:t>
+        <w:t xml:space="preserve">❌ Требует обучения (синтаксис changelog).  </w:t>
       </w:r>
     </w:p>
     <w:p>
@@ -2998,14 +2820,7 @@
           <w:rFonts w:ascii="Calibri" w:eastAsia="Calibri" w:hAnsi="Calibri" w:cs="Calibri"/>
           <w:sz w:val="36"/>
         </w:rPr>
-        <w:t>❌</w:t>
-      </w:r>
-      <w:r>
-        <w:rPr>
-          <w:rFonts w:ascii="Calibri" w:eastAsia="Calibri" w:hAnsi="Calibri" w:cs="Calibri"/>
-          <w:sz w:val="36"/>
-        </w:rPr>
-        <w:t xml:space="preserve"> Сложные миграции могут быть нетривиальными.  </w:t>
+        <w:t xml:space="preserve">❌ Сложные миграции могут быть нетривиальными.  </w:t>
       </w:r>
     </w:p>
     <w:p>
@@ -3060,21 +2875,7 @@
           <w:rFonts w:ascii="Calibri" w:eastAsia="Calibri" w:hAnsi="Calibri" w:cs="Calibri"/>
           <w:sz w:val="36"/>
         </w:rPr>
-        <w:t xml:space="preserve">### </w:t>
-      </w:r>
-      <w:r>
-        <w:rPr>
-          <w:rFonts w:ascii="Calibri" w:eastAsia="Calibri" w:hAnsi="Calibri" w:cs="Calibri"/>
-          <w:sz w:val="36"/>
-        </w:rPr>
-        <w:t>🔹</w:t>
-      </w:r>
-      <w:r>
-        <w:rPr>
-          <w:rFonts w:ascii="Calibri" w:eastAsia="Calibri" w:hAnsi="Calibri" w:cs="Calibri"/>
-          <w:sz w:val="36"/>
-        </w:rPr>
-        <w:t xml:space="preserve"> **Где используется?**  </w:t>
+        <w:t xml:space="preserve">### 🔹 **Где используется?**  </w:t>
       </w:r>
     </w:p>
     <w:p>
@@ -3168,14 +2969,7 @@
           <w:rFonts w:ascii="Calibri" w:eastAsia="Calibri" w:hAnsi="Calibri" w:cs="Calibri"/>
           <w:sz w:val="36"/>
         </w:rPr>
-        <w:t xml:space="preserve">**Вывод**: Liquibase — мощный инструмент для управления БД, который стоит изучить, если работаете с базами данных. </w:t>
-      </w:r>
-      <w:r>
-        <w:rPr>
-          <w:rFonts w:ascii="Calibri" w:eastAsia="Calibri" w:hAnsi="Calibri" w:cs="Calibri"/>
-          <w:sz w:val="36"/>
-        </w:rPr>
-        <w:t>🚀</w:t>
+        <w:t>**Вывод**: Liquibase — мощный инструмент для управления БД, который стоит изучить, если работаете с базами данных. 🚀</w:t>
       </w:r>
     </w:p>
     <w:p>
@@ -3253,21 +3047,7 @@
           <w:rFonts w:ascii="Calibri" w:eastAsia="Calibri" w:hAnsi="Calibri" w:cs="Calibri"/>
           <w:sz w:val="36"/>
         </w:rPr>
-        <w:t>Liquibase — это инстр</w:t>
-      </w:r>
-      <w:r>
-        <w:rPr>
-          <w:rFonts w:ascii="Calibri" w:eastAsia="Calibri" w:hAnsi="Calibri" w:cs="Calibri"/>
-          <w:sz w:val="36"/>
-        </w:rPr>
-        <w:t>умент для управления изменениями базы данных (Database Migration Tool), который помогает разработчикам и администраторам баз данных отслеживать, управлять и применять изменения в схеме базы данных. Это особенно полезно в современной разработке программного</w:t>
-      </w:r>
-      <w:r>
-        <w:rPr>
-          <w:rFonts w:ascii="Calibri" w:eastAsia="Calibri" w:hAnsi="Calibri" w:cs="Calibri"/>
-          <w:sz w:val="36"/>
-        </w:rPr>
-        <w:t xml:space="preserve"> обеспечения, где базы данных постоянно эволюционируют вместе с приложением.</w:t>
+        <w:t>Liquibase — это инструмент для управления изменениями базы данных (Database Migration Tool), который помогает разработчикам и администраторам баз данных отслеживать, управлять и применять изменения в схеме базы данных. Это особенно полезно в современной разработке программного обеспечения, где базы данных постоянно эволюционируют вместе с приложением.</w:t>
       </w:r>
     </w:p>
     <w:p>
@@ -3393,14 +3173,7 @@
           <w:rFonts w:ascii="Calibri" w:eastAsia="Calibri" w:hAnsi="Calibri" w:cs="Calibri"/>
           <w:sz w:val="36"/>
         </w:rPr>
-        <w:t xml:space="preserve">   - Миграция — это процесс применения изменений к базе данных (например, добавление таблицы, изменения столбца или индекса)</w:t>
-      </w:r>
-      <w:r>
-        <w:rPr>
-          <w:rFonts w:ascii="Calibri" w:eastAsia="Calibri" w:hAnsi="Calibri" w:cs="Calibri"/>
-          <w:sz w:val="36"/>
-        </w:rPr>
-        <w:t>.</w:t>
+        <w:t xml:space="preserve">   - Миграция — это процесс применения изменений к базе данных (например, добавление таблицы, изменения столбца или индекса).</w:t>
       </w:r>
     </w:p>
     <w:p>
@@ -3690,14 +3463,7 @@
           <w:rFonts w:ascii="Calibri" w:eastAsia="Calibri" w:hAnsi="Calibri" w:cs="Calibri"/>
           <w:sz w:val="36"/>
         </w:rPr>
-        <w:t xml:space="preserve">   - Например, </w:t>
-      </w:r>
-      <w:r>
-        <w:rPr>
-          <w:rFonts w:ascii="Calibri" w:eastAsia="Calibri" w:hAnsi="Calibri" w:cs="Calibri"/>
-          <w:sz w:val="36"/>
-        </w:rPr>
-        <w:t>вы можете описать создание таблицы в XML:</w:t>
+        <w:t xml:space="preserve">   - Например, вы можете описать создание таблицы в XML:</w:t>
       </w:r>
     </w:p>
     <w:p>
@@ -4345,14 +4111,7 @@
           <w:rFonts w:ascii="Calibri" w:eastAsia="Calibri" w:hAnsi="Calibri" w:cs="Calibri"/>
           <w:sz w:val="36"/>
         </w:rPr>
-        <w:t>5. **Версионирование ба</w:t>
-      </w:r>
-      <w:r>
-        <w:rPr>
-          <w:rFonts w:ascii="Calibri" w:eastAsia="Calibri" w:hAnsi="Calibri" w:cs="Calibri"/>
-          <w:sz w:val="36"/>
-        </w:rPr>
-        <w:t>зы данных**:</w:t>
+        <w:t>5. **Версионирование базы данных**:</w:t>
       </w:r>
     </w:p>
     <w:p>
@@ -4478,14 +4237,7 @@
           <w:rFonts w:ascii="Calibri" w:eastAsia="Calibri" w:hAnsi="Calibri" w:cs="Calibri"/>
           <w:sz w:val="36"/>
         </w:rPr>
-        <w:t xml:space="preserve">6. </w:t>
-      </w:r>
-      <w:r>
-        <w:rPr>
-          <w:rFonts w:ascii="Calibri" w:eastAsia="Calibri" w:hAnsi="Calibri" w:cs="Calibri"/>
-          <w:sz w:val="36"/>
-        </w:rPr>
-        <w:t>**Rollback**:</w:t>
+        <w:t>6. **Rollback**:</w:t>
       </w:r>
     </w:p>
     <w:p>
@@ -4619,14 +4371,7 @@
           <w:rFonts w:ascii="Calibri" w:eastAsia="Calibri" w:hAnsi="Calibri" w:cs="Calibri"/>
           <w:sz w:val="36"/>
         </w:rPr>
-        <w:t xml:space="preserve">   - Liquibase легко интегрируется </w:t>
-      </w:r>
-      <w:r>
-        <w:rPr>
-          <w:rFonts w:ascii="Calibri" w:eastAsia="Calibri" w:hAnsi="Calibri" w:cs="Calibri"/>
-          <w:sz w:val="36"/>
-        </w:rPr>
-        <w:t>с различными средами разработки, системами сборки (Maven, Gradle) и CI/CD-инструментами.</w:t>
+        <w:t xml:space="preserve">   - Liquibase легко интегрируется с различными средами разработки, системами сборки (Maven, Gradle) и CI/CD-инструментами.</w:t>
       </w:r>
     </w:p>
     <w:p>
@@ -4804,14 +4549,7 @@
           <w:rFonts w:ascii="Calibri" w:eastAsia="Calibri" w:hAnsi="Calibri" w:cs="Calibri"/>
           <w:sz w:val="36"/>
         </w:rPr>
-        <w:t>1. Установите</w:t>
-      </w:r>
-      <w:r>
-        <w:rPr>
-          <w:rFonts w:ascii="Calibri" w:eastAsia="Calibri" w:hAnsi="Calibri" w:cs="Calibri"/>
-          <w:sz w:val="36"/>
-        </w:rPr>
-        <w:t xml:space="preserve"> Liquibase (например, скачайте CLI или добавьте его как зависимость в Maven/Gradle).</w:t>
+        <w:t>1. Установите Liquibase (например, скачайте CLI или добавьте его как зависимость в Maven/Gradle).</w:t>
       </w:r>
     </w:p>
     <w:p>
@@ -5080,15 +4818,7 @@
           <w:sz w:val="36"/>
           <w:lang w:val="en-US"/>
         </w:rPr>
-        <w:t xml:space="preserve">       &lt;changeSet id="1" a</w:t>
-      </w:r>
-      <w:r>
-        <w:rPr>
-          <w:rFonts w:ascii="Calibri" w:eastAsia="Calibri" w:hAnsi="Calibri" w:cs="Calibri"/>
-          <w:sz w:val="36"/>
-          <w:lang w:val="en-US"/>
-        </w:rPr>
-        <w:t>uthor="student"&gt;</w:t>
+        <w:t xml:space="preserve">       &lt;changeSet id="1" author="student"&gt;</w:t>
       </w:r>
     </w:p>
     <w:p>
@@ -5288,15 +5018,7 @@
           <w:sz w:val="36"/>
           <w:lang w:val="en-US"/>
         </w:rPr>
-        <w:t xml:space="preserve">           &lt;/crea</w:t>
-      </w:r>
-      <w:r>
-        <w:rPr>
-          <w:rFonts w:ascii="Calibri" w:eastAsia="Calibri" w:hAnsi="Calibri" w:cs="Calibri"/>
-          <w:sz w:val="36"/>
-          <w:lang w:val="en-US"/>
-        </w:rPr>
-        <w:t>teTable&gt;</w:t>
+        <w:t xml:space="preserve">           &lt;/createTable&gt;</w:t>
       </w:r>
     </w:p>
     <w:p>
@@ -5932,14 +5654,7 @@
           <w:rFonts w:ascii="Calibri" w:eastAsia="Calibri" w:hAnsi="Calibri" w:cs="Calibri"/>
           <w:sz w:val="36"/>
         </w:rPr>
-        <w:t xml:space="preserve">- </w:t>
-      </w:r>
-      <w:r>
-        <w:rPr>
-          <w:rFonts w:ascii="Calibri" w:eastAsia="Calibri" w:hAnsi="Calibri" w:cs="Calibri"/>
-          <w:sz w:val="36"/>
-        </w:rPr>
-        <w:t>**Автоматизация**: позволяет автоматизировать процесс обновления базы данных.</w:t>
+        <w:t>- **Автоматизация**: позволяет автоматизировать процесс обновления базы данных.</w:t>
       </w:r>
     </w:p>
     <w:p>
@@ -6154,14 +5869,7 @@
           <w:rFonts w:ascii="Calibri" w:eastAsia="Calibri" w:hAnsi="Calibri" w:cs="Calibri"/>
           <w:sz w:val="36"/>
         </w:rPr>
-        <w:t xml:space="preserve">Liquibase — это мощный инструмент для управления изменениями баз данных, который помогает студентам и разработчикам поддерживать целостность и согласованность базы данных на протяжении всего жизненного цикла проекта. Изучение этого </w:t>
-      </w:r>
-      <w:r>
-        <w:rPr>
-          <w:rFonts w:ascii="Calibri" w:eastAsia="Calibri" w:hAnsi="Calibri" w:cs="Calibri"/>
-          <w:sz w:val="36"/>
-        </w:rPr>
-        <w:t>инструмента поможет вам лучше понять принципы работы с базами данных и повысить качество ваших проектов.</w:t>
+        <w:t>Liquibase — это мощный инструмент для управления изменениями баз данных, который помогает студентам и разработчикам поддерживать целостность и согласованность базы данных на протяжении всего жизненного цикла проекта. Изучение этого инструмента поможет вам лучше понять принципы работы с базами данных и повысить качество ваших проектов.</w:t>
       </w:r>
     </w:p>
     <w:p>
@@ -6266,14 +5974,7 @@
           <w:sz w:val="36"/>
         </w:rPr>
         <w:lastRenderedPageBreak/>
-        <w:t>**О</w:t>
-      </w:r>
-      <w:r>
-        <w:rPr>
-          <w:rFonts w:ascii="Calibri" w:eastAsia="Calibri" w:hAnsi="Calibri" w:cs="Calibri"/>
-          <w:sz w:val="36"/>
-        </w:rPr>
-        <w:t>твет:** Liquibase — это инструмент для управления миграциями баз данных, который помогает автоматизировать и контролировать изменения в схеме данных.</w:t>
+        <w:t>**Ответ:** Liquibase — это инструмент для управления миграциями баз данных, который помогает автоматизировать и контролировать изменения в схеме данных.</w:t>
       </w:r>
     </w:p>
     <w:p>
@@ -6324,7 +6025,7 @@
           <w:sz w:val="36"/>
           <w:lang w:val="en-US"/>
         </w:rPr>
-        <w:t> (HQL, Query native), jpa mapping One-to-Many, Many-</w:t>
+        <w:t> (HQL, Query native), jpa mapping One-to-Many, Many-to-One – 4 </w:t>
       </w:r>
       <w:r>
         <w:rPr>
@@ -6332,16 +6033,6 @@
           <w:b/>
           <w:color w:val="F20008"/>
           <w:sz w:val="36"/>
-          <w:lang w:val="en-US"/>
-        </w:rPr>
-        <w:t>to-One – 4 </w:t>
-      </w:r>
-      <w:r>
-        <w:rPr>
-          <w:rFonts w:ascii="Calibri" w:eastAsia="Calibri" w:hAnsi="Calibri" w:cs="Calibri"/>
-          <w:b/>
-          <w:color w:val="F20008"/>
-          <w:sz w:val="36"/>
         </w:rPr>
         <w:t>ч</w:t>
       </w:r>
@@ -6631,15 +6322,7 @@
           <w:b/>
           <w:sz w:val="36"/>
         </w:rPr>
-        <w:t>@Table(</w:t>
-      </w:r>
-      <w:r>
-        <w:rPr>
-          <w:rFonts w:ascii="Calibri" w:eastAsia="Calibri" w:hAnsi="Calibri" w:cs="Calibri"/>
-          <w:b/>
-          <w:sz w:val="36"/>
-        </w:rPr>
-        <w:t>name = "tree_node")</w:t>
+        <w:t>@Table(name = "tree_node")</w:t>
       </w:r>
     </w:p>
     <w:p>
@@ -7491,16 +7174,7 @@
           <w:sz w:val="36"/>
           <w:lang w:val="en-US"/>
         </w:rPr>
-        <w:t xml:space="preserve">    @OneToMany</w:t>
-      </w:r>
-      <w:r>
-        <w:rPr>
-          <w:rFonts w:ascii="Calibri" w:eastAsia="Calibri" w:hAnsi="Calibri" w:cs="Calibri"/>
-          <w:b/>
-          <w:sz w:val="36"/>
-          <w:lang w:val="en-US"/>
-        </w:rPr>
-        <w:t>(</w:t>
+        <w:t xml:space="preserve">    @OneToMany(</w:t>
       </w:r>
     </w:p>
     <w:p>
@@ -7719,16 +7393,7 @@
           <w:sz w:val="36"/>
           <w:lang w:val="en-US"/>
         </w:rPr>
-        <w:t xml:space="preserve">@Table(name = </w:t>
-      </w:r>
-      <w:r>
-        <w:rPr>
-          <w:rFonts w:ascii="Calibri" w:eastAsia="Calibri" w:hAnsi="Calibri" w:cs="Calibri"/>
-          <w:b/>
-          <w:sz w:val="36"/>
-          <w:lang w:val="en-US"/>
-        </w:rPr>
-        <w:t>"prediction")</w:t>
+        <w:t>@Table(name = "prediction")</w:t>
       </w:r>
     </w:p>
     <w:p>
@@ -7952,16 +7617,7 @@
           <w:sz w:val="36"/>
           <w:lang w:val="en-US"/>
         </w:rPr>
-        <w:t>-----------------</w:t>
-      </w:r>
-      <w:r>
-        <w:rPr>
-          <w:rFonts w:ascii="Calibri" w:eastAsia="Calibri" w:hAnsi="Calibri" w:cs="Calibri"/>
-          <w:b/>
-          <w:sz w:val="36"/>
-          <w:lang w:val="en-US"/>
-        </w:rPr>
-        <w:t>----------------------------------------------------------------</w:t>
+        <w:t>---------------------------------------------------------------------------------</w:t>
       </w:r>
     </w:p>
     <w:p>
@@ -8077,16 +7733,7 @@
           <w:sz w:val="36"/>
           <w:lang w:val="en-US"/>
         </w:rPr>
-        <w:t xml:space="preserve">    List&lt;TreeNode&gt; findAllByParentIdAndCategoryI</w:t>
-      </w:r>
-      <w:r>
-        <w:rPr>
-          <w:rFonts w:ascii="Calibri" w:eastAsia="Calibri" w:hAnsi="Calibri" w:cs="Calibri"/>
-          <w:b/>
-          <w:sz w:val="36"/>
-          <w:lang w:val="en-US"/>
-        </w:rPr>
-        <w:t>dNotIn(UUID parentId, Set&lt;UUID&gt; categoryIds);</w:t>
+        <w:t xml:space="preserve">    List&lt;TreeNode&gt; findAllByParentIdAndCategoryIdNotIn(UUID parentId, Set&lt;UUID&gt; categoryIds);</w:t>
       </w:r>
     </w:p>
     <w:p>
@@ -8340,16 +7987,7 @@
           <w:lang w:val="en-US"/>
         </w:rPr>
         <w:lastRenderedPageBreak/>
-        <w:t xml:space="preserve">                                      </w:t>
-      </w:r>
-      <w:r>
-        <w:rPr>
-          <w:rFonts w:ascii="Calibri" w:eastAsia="Calibri" w:hAnsi="Calibri" w:cs="Calibri"/>
-          <w:b/>
-          <w:sz w:val="36"/>
-          <w:lang w:val="en-US"/>
-        </w:rPr>
-        <w:t xml:space="preserve">            @Param("categoryId") TypedParameterValue categoryId,</w:t>
+        <w:t xml:space="preserve">                                                  @Param("categoryId") TypedParameterValue categoryId,</w:t>
       </w:r>
     </w:p>
     <w:p>
@@ -8533,16 +8171,7 @@
           <w:sz w:val="36"/>
           <w:lang w:val="en-US"/>
         </w:rPr>
-        <w:t xml:space="preserve">            "       or lower(t.name) LIKE %:searchText%</w:t>
-      </w:r>
-      <w:r>
-        <w:rPr>
-          <w:rFonts w:ascii="Calibri" w:eastAsia="Calibri" w:hAnsi="Calibri" w:cs="Calibri"/>
-          <w:b/>
-          <w:sz w:val="36"/>
-          <w:lang w:val="en-US"/>
-        </w:rPr>
-        <w:t xml:space="preserve"> or lower(t.code) LIKE %:searchText%)")</w:t>
+        <w:t xml:space="preserve">            "       or lower(t.name) LIKE %:searchText% or lower(t.code) LIKE %:searchText%)")</w:t>
       </w:r>
     </w:p>
     <w:p>
@@ -8629,16 +8258,7 @@
           <w:sz w:val="36"/>
           <w:lang w:val="en-US"/>
         </w:rPr>
-        <w:t xml:space="preserve">           </w:t>
-      </w:r>
-      <w:r>
-        <w:rPr>
-          <w:rFonts w:ascii="Calibri" w:eastAsia="Calibri" w:hAnsi="Calibri" w:cs="Calibri"/>
-          <w:b/>
-          <w:sz w:val="36"/>
-          <w:lang w:val="en-US"/>
-        </w:rPr>
-        <w:t xml:space="preserve">                                       @Param("searchText") String searchText,</w:t>
+        <w:t xml:space="preserve">                                                  @Param("searchText") String searchText,</w:t>
       </w:r>
     </w:p>
     <w:p>
@@ -8870,16 +8490,7 @@
           <w:sz w:val="36"/>
           <w:lang w:val="en-US"/>
         </w:rPr>
-        <w:t xml:space="preserve">                    "CAST(bvi.s</w:t>
-      </w:r>
-      <w:r>
-        <w:rPr>
-          <w:rFonts w:ascii="Calibri" w:eastAsia="Calibri" w:hAnsi="Calibri" w:cs="Calibri"/>
-          <w:b/>
-          <w:sz w:val="36"/>
-          <w:lang w:val="en-US"/>
-        </w:rPr>
-        <w:t>torage_id AS varchar) AS storageId, " +</w:t>
+        <w:t xml:space="preserve">                    "CAST(bvi.storage_id AS varchar) AS storageId, " +</w:t>
       </w:r>
     </w:p>
     <w:p>
@@ -8995,16 +8606,7 @@
           <w:sz w:val="36"/>
           <w:lang w:val="en-US"/>
         </w:rPr>
-        <w:t xml:space="preserve">            countQuery = "SELECT count(*)</w:t>
-      </w:r>
-      <w:r>
-        <w:rPr>
-          <w:rFonts w:ascii="Calibri" w:eastAsia="Calibri" w:hAnsi="Calibri" w:cs="Calibri"/>
-          <w:b/>
-          <w:sz w:val="36"/>
-          <w:lang w:val="en-US"/>
-        </w:rPr>
-        <w:t xml:space="preserve"> FROM " +</w:t>
+        <w:t xml:space="preserve">            countQuery = "SELECT count(*) FROM " +</w:t>
       </w:r>
     </w:p>
     <w:p>
@@ -9145,47 +8747,6 @@
         </w:pBdr>
         <w:shd w:val="clear" w:color="FFFFFF" w:fill="FFFFFF"/>
         <w:jc w:val="right"/>
-        <w:rPr>
-          <w:rFonts w:ascii="Calibri" w:eastAsia="Calibri" w:hAnsi="Calibri" w:cs="Calibri"/>
-          <w:b/>
-          <w:i/>
-          <w:color w:val="FF0000"/>
-          <w:sz w:val="36"/>
-          <w:lang w:val="en-US"/>
-        </w:rPr>
-      </w:pPr>
-      <w:r>
-        <w:rPr>
-          <w:rFonts w:ascii="Calibri" w:eastAsia="Calibri" w:hAnsi="Calibri" w:cs="Calibri"/>
-          <w:b/>
-          <w:i/>
-          <w:color w:val="FF0000"/>
-          <w:sz w:val="36"/>
-          <w:lang w:val="en-US"/>
-        </w:rPr>
-        <w:t>ManyToMany</w:t>
-      </w:r>
-      <w:r>
-        <w:rPr>
-          <w:rFonts w:ascii="Calibri" w:eastAsia="Calibri" w:hAnsi="Calibri" w:cs="Calibri"/>
-          <w:b/>
-          <w:i/>
-          <w:color w:val="FF0000"/>
-          <w:sz w:val="36"/>
-          <w:lang w:val="en-US"/>
-        </w:rPr>
-        <w:br/>
-      </w:r>
-      <w:r>
-        <w:rPr>
-          <w:rFonts w:ascii="Roboto" w:eastAsia="Roboto" w:hAnsi="Roboto" w:cs="Roboto"/>
-          <w:sz w:val="24"/>
-          <w:shd w:val="clear" w:color="auto" w:fill="EEFFDE"/>
-          <w:lang w:val="en-US"/>
-        </w:rPr>
-        <w:t>@Entity</w:t>
-      </w:r>
-      <w:r>
         <w:rPr>
           <w:rFonts w:ascii="Roboto" w:eastAsia="Roboto" w:hAnsi="Roboto" w:cs="Roboto"/>
           <w:color w:val="000000"/>
@@ -9193,6 +8754,27 @@
           <w:shd w:val="clear" w:color="auto" w:fill="EEFFDE"/>
           <w:lang w:val="en-US"/>
         </w:rPr>
+      </w:pPr>
+      <w:r>
+        <w:rPr>
+          <w:rFonts w:ascii="Calibri" w:eastAsia="Calibri" w:hAnsi="Calibri" w:cs="Calibri"/>
+          <w:b/>
+          <w:i/>
+          <w:color w:val="FF0000"/>
+          <w:sz w:val="36"/>
+          <w:lang w:val="en-US"/>
+        </w:rPr>
+        <w:t>ManyToMany</w:t>
+      </w:r>
+      <w:r>
+        <w:rPr>
+          <w:rFonts w:ascii="Calibri" w:eastAsia="Calibri" w:hAnsi="Calibri" w:cs="Calibri"/>
+          <w:b/>
+          <w:i/>
+          <w:color w:val="FF0000"/>
+          <w:sz w:val="36"/>
+          <w:lang w:val="en-US"/>
+        </w:rPr>
         <w:br/>
       </w:r>
       <w:r>
@@ -9202,7 +8784,7 @@
           <w:shd w:val="clear" w:color="auto" w:fill="EEFFDE"/>
           <w:lang w:val="en-US"/>
         </w:rPr>
-        <w:t>@Table</w:t>
+        <w:t>@Entity</w:t>
       </w:r>
       <w:r>
         <w:rPr>
@@ -9212,7 +8794,16 @@
           <w:shd w:val="clear" w:color="auto" w:fill="EEFFDE"/>
           <w:lang w:val="en-US"/>
         </w:rPr>
-        <w:t>(name = "temperature_forecast")</w:t>
+        <w:br/>
+      </w:r>
+      <w:r>
+        <w:rPr>
+          <w:rFonts w:ascii="Roboto" w:eastAsia="Roboto" w:hAnsi="Roboto" w:cs="Roboto"/>
+          <w:sz w:val="24"/>
+          <w:shd w:val="clear" w:color="auto" w:fill="EEFFDE"/>
+          <w:lang w:val="en-US"/>
+        </w:rPr>
+        <w:t>@Table</w:t>
       </w:r>
       <w:r>
         <w:rPr>
@@ -9222,16 +8813,7 @@
           <w:shd w:val="clear" w:color="auto" w:fill="EEFFDE"/>
           <w:lang w:val="en-US"/>
         </w:rPr>
-        <w:br/>
-      </w:r>
-      <w:r>
-        <w:rPr>
-          <w:rFonts w:ascii="Roboto" w:eastAsia="Roboto" w:hAnsi="Roboto" w:cs="Roboto"/>
-          <w:sz w:val="24"/>
-          <w:shd w:val="clear" w:color="auto" w:fill="EEFFDE"/>
-          <w:lang w:val="en-US"/>
-        </w:rPr>
-        <w:t>@Getter</w:t>
+        <w:t>(name = "temperature_forecast")</w:t>
       </w:r>
       <w:r>
         <w:rPr>
@@ -9250,7 +8832,7 @@
           <w:shd w:val="clear" w:color="auto" w:fill="EEFFDE"/>
           <w:lang w:val="en-US"/>
         </w:rPr>
-        <w:t>@Setter</w:t>
+        <w:t>@Getter</w:t>
       </w:r>
       <w:r>
         <w:rPr>
@@ -9261,7 +8843,15 @@
           <w:lang w:val="en-US"/>
         </w:rPr>
         <w:br/>
-        <w:t>public class TemperatureForecast {</w:t>
+      </w:r>
+      <w:r>
+        <w:rPr>
+          <w:rFonts w:ascii="Roboto" w:eastAsia="Roboto" w:hAnsi="Roboto" w:cs="Roboto"/>
+          <w:sz w:val="24"/>
+          <w:shd w:val="clear" w:color="auto" w:fill="EEFFDE"/>
+          <w:lang w:val="en-US"/>
+        </w:rPr>
+        <w:t>@Setter</w:t>
       </w:r>
       <w:r>
         <w:rPr>
@@ -9272,6 +8862,7 @@
           <w:lang w:val="en-US"/>
         </w:rPr>
         <w:br/>
+        <w:t>public class TemperatureForecast {</w:t>
       </w:r>
       <w:r>
         <w:rPr>
@@ -9282,7 +8873,6 @@
           <w:lang w:val="en-US"/>
         </w:rPr>
         <w:br/>
-        <w:t>    /</w:t>
       </w:r>
       <w:r>
         <w:rPr>
@@ -9293,7 +8883,7 @@
           <w:lang w:val="en-US"/>
         </w:rPr>
         <w:br/>
-        <w:t>     * ID</w:t>
+        <w:t>    /</w:t>
       </w:r>
       <w:r>
         <w:rPr>
@@ -9304,7 +8894,7 @@
           <w:lang w:val="en-US"/>
         </w:rPr>
         <w:br/>
-        <w:t>     */</w:t>
+        <w:t>     * ID</w:t>
       </w:r>
       <w:r>
         <w:rPr>
@@ -9315,7 +8905,7 @@
           <w:lang w:val="en-US"/>
         </w:rPr>
         <w:br/>
-        <w:t>    @Id</w:t>
+        <w:t>     */</w:t>
       </w:r>
       <w:r>
         <w:rPr>
@@ -9326,16 +8916,7 @@
           <w:lang w:val="en-US"/>
         </w:rPr>
         <w:br/>
-        <w:t>    </w:t>
-      </w:r>
-      <w:r>
-        <w:rPr>
-          <w:rFonts w:ascii="Roboto" w:eastAsia="Roboto" w:hAnsi="Roboto" w:cs="Roboto"/>
-          <w:sz w:val="24"/>
-          <w:shd w:val="clear" w:color="auto" w:fill="EEFFDE"/>
-          <w:lang w:val="en-US"/>
-        </w:rPr>
-        <w:t>@Column</w:t>
+        <w:t>    @Id</w:t>
       </w:r>
       <w:r>
         <w:rPr>
@@ -9345,7 +8926,17 @@
           <w:shd w:val="clear" w:color="auto" w:fill="EEFFDE"/>
           <w:lang w:val="en-US"/>
         </w:rPr>
-        <w:t>(name = "id")</w:t>
+        <w:br/>
+        <w:t>    </w:t>
+      </w:r>
+      <w:r>
+        <w:rPr>
+          <w:rFonts w:ascii="Roboto" w:eastAsia="Roboto" w:hAnsi="Roboto" w:cs="Roboto"/>
+          <w:sz w:val="24"/>
+          <w:shd w:val="clear" w:color="auto" w:fill="EEFFDE"/>
+          <w:lang w:val="en-US"/>
+        </w:rPr>
+        <w:t>@Column</w:t>
       </w:r>
       <w:r>
         <w:rPr>
@@ -9355,8 +8946,7 @@
           <w:shd w:val="clear" w:color="auto" w:fill="EEFFDE"/>
           <w:lang w:val="en-US"/>
         </w:rPr>
-        <w:br/>
-        <w:t>    private UUID id;</w:t>
+        <w:t>(name = "id")</w:t>
       </w:r>
       <w:r>
         <w:rPr>
@@ -9367,6 +8957,7 @@
           <w:lang w:val="en-US"/>
         </w:rPr>
         <w:br/>
+        <w:t>    private UUID id;</w:t>
       </w:r>
       <w:r>
         <w:rPr>
@@ -9377,7 +8968,6 @@
           <w:lang w:val="en-US"/>
         </w:rPr>
         <w:br/>
-        <w:t>    /</w:t>
       </w:r>
       <w:r>
         <w:rPr>
@@ -9388,7 +8978,7 @@
           <w:lang w:val="en-US"/>
         </w:rPr>
         <w:br/>
-        <w:t xml:space="preserve">     * </w:t>
+        <w:t>    /</w:t>
       </w:r>
       <w:r>
         <w:rPr>
@@ -9396,8 +8986,10 @@
           <w:color w:val="000000"/>
           <w:sz w:val="24"/>
           <w:shd w:val="clear" w:color="auto" w:fill="EEFFDE"/>
-        </w:rPr>
-        <w:t>Список</w:t>
+          <w:lang w:val="en-US"/>
+        </w:rPr>
+        <w:br/>
+        <w:t xml:space="preserve">     * </w:t>
       </w:r>
       <w:r>
         <w:rPr>
@@ -9405,9 +8997,8 @@
           <w:color w:val="000000"/>
           <w:sz w:val="24"/>
           <w:shd w:val="clear" w:color="auto" w:fill="EEFFDE"/>
-          <w:lang w:val="en-US"/>
-        </w:rPr>
-        <w:t xml:space="preserve"> </w:t>
+        </w:rPr>
+        <w:t>Список</w:t>
       </w:r>
       <w:r>
         <w:rPr>
@@ -9415,8 +9006,9 @@
           <w:color w:val="000000"/>
           <w:sz w:val="24"/>
           <w:shd w:val="clear" w:color="auto" w:fill="EEFFDE"/>
-        </w:rPr>
-        <w:t>измерений</w:t>
+          <w:lang w:val="en-US"/>
+        </w:rPr>
+        <w:t xml:space="preserve"> </w:t>
       </w:r>
       <w:r>
         <w:rPr>
@@ -9424,9 +9016,8 @@
           <w:color w:val="000000"/>
           <w:sz w:val="24"/>
           <w:shd w:val="clear" w:color="auto" w:fill="EEFFDE"/>
-          <w:lang w:val="en-US"/>
-        </w:rPr>
-        <w:t xml:space="preserve"> </w:t>
+        </w:rPr>
+        <w:t>измерений</w:t>
       </w:r>
       <w:r>
         <w:rPr>
@@ -9434,8 +9025,9 @@
           <w:color w:val="000000"/>
           <w:sz w:val="24"/>
           <w:shd w:val="clear" w:color="auto" w:fill="EEFFDE"/>
-        </w:rPr>
-        <w:t>ТС</w:t>
+          <w:lang w:val="en-US"/>
+        </w:rPr>
+        <w:t xml:space="preserve"> </w:t>
       </w:r>
       <w:r>
         <w:rPr>
@@ -9443,10 +9035,8 @@
           <w:color w:val="000000"/>
           <w:sz w:val="24"/>
           <w:shd w:val="clear" w:color="auto" w:fill="EEFFDE"/>
-          <w:lang w:val="en-US"/>
-        </w:rPr>
-        <w:br/>
-        <w:t>     */</w:t>
+        </w:rPr>
+        <w:t>ТС</w:t>
       </w:r>
       <w:r>
         <w:rPr>
@@ -9457,16 +9047,7 @@
           <w:lang w:val="en-US"/>
         </w:rPr>
         <w:br/>
-        <w:t>    </w:t>
-      </w:r>
-      <w:r>
-        <w:rPr>
-          <w:rFonts w:ascii="Roboto" w:eastAsia="Roboto" w:hAnsi="Roboto" w:cs="Roboto"/>
-          <w:sz w:val="24"/>
-          <w:shd w:val="clear" w:color="auto" w:fill="EEFFDE"/>
-          <w:lang w:val="en-US"/>
-        </w:rPr>
-        <w:t>@ManyToMany</w:t>
+        <w:t>     */</w:t>
       </w:r>
       <w:r>
         <w:rPr>
@@ -9486,7 +9067,7 @@
           <w:shd w:val="clear" w:color="auto" w:fill="EEFFDE"/>
           <w:lang w:val="en-US"/>
         </w:rPr>
-        <w:t>@JoinTable</w:t>
+        <w:t>@ManyToMany</w:t>
       </w:r>
       <w:r>
         <w:rPr>
@@ -9496,7 +9077,8 @@
           <w:shd w:val="clear" w:color="auto" w:fill="EEFFDE"/>
           <w:lang w:val="en-US"/>
         </w:rPr>
-        <w:t xml:space="preserve">(name = "junction_thermometric_well_measurement_temperature_forecast", joinColumns = </w:t>
+        <w:br/>
+        <w:t>    </w:t>
       </w:r>
       <w:r>
         <w:rPr>
@@ -9505,7 +9087,7 @@
           <w:shd w:val="clear" w:color="auto" w:fill="EEFFDE"/>
           <w:lang w:val="en-US"/>
         </w:rPr>
-        <w:t>@JoinColumn</w:t>
+        <w:t>@JoinTable</w:t>
       </w:r>
       <w:r>
         <w:rPr>
@@ -9515,7 +9097,7 @@
           <w:shd w:val="clear" w:color="auto" w:fill="EEFFDE"/>
           <w:lang w:val="en-US"/>
         </w:rPr>
-        <w:t xml:space="preserve">(name = "temperature_forecast_id"), inverseJoinColumns = </w:t>
+        <w:t xml:space="preserve">(name = "junction_thermometric_well_measurement_temperature_forecast", joinColumns = </w:t>
       </w:r>
       <w:r>
         <w:rPr>
@@ -9534,7 +9116,16 @@
           <w:shd w:val="clear" w:color="auto" w:fill="EEFFDE"/>
           <w:lang w:val="en-US"/>
         </w:rPr>
-        <w:t>(name = "thermometric_well_measurement_id"))</w:t>
+        <w:t xml:space="preserve">(name = "temperature_forecast_id"), inverseJoinColumns = </w:t>
+      </w:r>
+      <w:r>
+        <w:rPr>
+          <w:rFonts w:ascii="Roboto" w:eastAsia="Roboto" w:hAnsi="Roboto" w:cs="Roboto"/>
+          <w:sz w:val="24"/>
+          <w:shd w:val="clear" w:color="auto" w:fill="EEFFDE"/>
+          <w:lang w:val="en-US"/>
+        </w:rPr>
+        <w:t>@JoinColumn</w:t>
       </w:r>
       <w:r>
         <w:rPr>
@@ -9544,8 +9135,7 @@
           <w:shd w:val="clear" w:color="auto" w:fill="EEFFDE"/>
           <w:lang w:val="en-US"/>
         </w:rPr>
-        <w:br/>
-        <w:t>    List&lt;ThermometricWellMeasurement&gt;</w:t>
+        <w:t>(name = "thermometric_well_measurement_id"))</w:t>
       </w:r>
       <w:r>
         <w:rPr>
@@ -9555,7 +9145,8 @@
           <w:shd w:val="clear" w:color="auto" w:fill="EEFFDE"/>
           <w:lang w:val="en-US"/>
         </w:rPr>
-        <w:t xml:space="preserve"> tsMultiMeasurements = new ArrayList&lt;&gt;();</w:t>
+        <w:br/>
+        <w:t>    List&lt;ThermometricWellMeasurement&gt; tsMultiMeasurements = new ArrayList&lt;&gt;();</w:t>
       </w:r>
       <w:r>
         <w:rPr>
@@ -9568,6 +9159,675 @@
         <w:br/>
         <w:t>}</w:t>
       </w:r>
+    </w:p>
+    <w:p>
+      <w:pPr>
+        <w:pBdr>
+          <w:top w:val="none" w:sz="4" w:space="0" w:color="000000"/>
+          <w:left w:val="none" w:sz="4" w:space="0" w:color="000000"/>
+          <w:bottom w:val="none" w:sz="4" w:space="0" w:color="000000"/>
+          <w:right w:val="none" w:sz="4" w:space="0" w:color="000000"/>
+        </w:pBdr>
+        <w:shd w:val="clear" w:color="FFFFFF" w:fill="FFFFFF"/>
+        <w:jc w:val="right"/>
+        <w:rPr>
+          <w:rFonts w:ascii="Calibri" w:eastAsia="Roboto" w:hAnsi="Calibri" w:cs="Calibri"/>
+          <w:color w:val="000000"/>
+          <w:sz w:val="24"/>
+          <w:shd w:val="clear" w:color="auto" w:fill="EEFFDE"/>
+        </w:rPr>
+      </w:pPr>
+    </w:p>
+    <w:p>
+      <w:pPr>
+        <w:pBdr>
+          <w:top w:val="none" w:sz="4" w:space="0" w:color="000000"/>
+          <w:left w:val="none" w:sz="4" w:space="0" w:color="000000"/>
+          <w:bottom w:val="none" w:sz="4" w:space="0" w:color="000000"/>
+          <w:right w:val="none" w:sz="4" w:space="0" w:color="000000"/>
+        </w:pBdr>
+        <w:shd w:val="clear" w:color="FFFFFF" w:fill="FFFFFF"/>
+        <w:jc w:val="both"/>
+        <w:rPr>
+          <w:rFonts w:ascii="Calibri" w:eastAsia="Roboto" w:hAnsi="Calibri" w:cs="Calibri"/>
+          <w:color w:val="000000"/>
+          <w:sz w:val="24"/>
+          <w:shd w:val="clear" w:color="auto" w:fill="EEFFDE"/>
+        </w:rPr>
+      </w:pPr>
+      <w:r>
+        <w:rPr>
+          <w:rFonts w:ascii="Calibri" w:eastAsia="Roboto" w:hAnsi="Calibri" w:cs="Calibri"/>
+          <w:color w:val="000000"/>
+          <w:sz w:val="24"/>
+          <w:shd w:val="clear" w:color="auto" w:fill="EEFFDE"/>
+        </w:rPr>
+        <w:lastRenderedPageBreak/>
+        <w:t>Задание</w:t>
+      </w:r>
+    </w:p>
+    <w:p>
+      <w:pPr>
+        <w:pBdr>
+          <w:top w:val="none" w:sz="4" w:space="0" w:color="000000"/>
+          <w:left w:val="none" w:sz="4" w:space="0" w:color="000000"/>
+          <w:bottom w:val="none" w:sz="4" w:space="0" w:color="000000"/>
+          <w:right w:val="none" w:sz="4" w:space="0" w:color="000000"/>
+        </w:pBdr>
+        <w:shd w:val="clear" w:color="FFFFFF" w:fill="FFFFFF"/>
+        <w:jc w:val="both"/>
+        <w:rPr>
+          <w:rFonts w:ascii="Calibri" w:eastAsia="Roboto" w:hAnsi="Calibri" w:cs="Calibri"/>
+          <w:color w:val="000000"/>
+          <w:sz w:val="24"/>
+          <w:shd w:val="clear" w:color="auto" w:fill="EEFFDE"/>
+          <w:lang w:val="en-US"/>
+        </w:rPr>
+      </w:pPr>
+      <w:r>
+        <w:rPr>
+          <w:rFonts w:ascii="Calibri" w:eastAsia="Roboto" w:hAnsi="Calibri" w:cs="Calibri"/>
+          <w:color w:val="000000"/>
+          <w:sz w:val="24"/>
+          <w:shd w:val="clear" w:color="auto" w:fill="EEFFDE"/>
+          <w:lang w:val="en-US"/>
+        </w:rPr>
+        <w:t>Build.gradle</w:t>
+      </w:r>
+    </w:p>
+    <w:p>
+      <w:pPr>
+        <w:shd w:val="clear" w:color="auto" w:fill="1E1F22"/>
+        <w:tabs>
+          <w:tab w:val="left" w:pos="916"/>
+          <w:tab w:val="left" w:pos="1832"/>
+          <w:tab w:val="left" w:pos="2748"/>
+          <w:tab w:val="left" w:pos="3664"/>
+          <w:tab w:val="left" w:pos="4580"/>
+          <w:tab w:val="left" w:pos="5496"/>
+          <w:tab w:val="left" w:pos="6412"/>
+          <w:tab w:val="left" w:pos="7328"/>
+          <w:tab w:val="left" w:pos="8244"/>
+          <w:tab w:val="left" w:pos="9160"/>
+          <w:tab w:val="left" w:pos="10076"/>
+          <w:tab w:val="left" w:pos="10992"/>
+          <w:tab w:val="left" w:pos="11908"/>
+          <w:tab w:val="left" w:pos="12824"/>
+          <w:tab w:val="left" w:pos="13740"/>
+          <w:tab w:val="left" w:pos="14656"/>
+        </w:tabs>
+        <w:spacing w:line="240" w:lineRule="auto"/>
+        <w:rPr>
+          <w:rFonts w:ascii="Courier New" w:hAnsi="Courier New" w:cs="Courier New"/>
+          <w:color w:val="BCBEC4"/>
+          <w:sz w:val="20"/>
+          <w:szCs w:val="20"/>
+          <w:lang w:val="en-US" w:eastAsia="ru-RU"/>
+          <w14:ligatures w14:val="none"/>
+        </w:rPr>
+      </w:pPr>
+      <w:r>
+        <w:rPr>
+          <w:rFonts w:ascii="Courier New" w:hAnsi="Courier New" w:cs="Courier New"/>
+          <w:color w:val="BCBEC4"/>
+          <w:sz w:val="20"/>
+          <w:szCs w:val="20"/>
+          <w:lang w:val="en-US" w:eastAsia="ru-RU"/>
+          <w14:ligatures w14:val="none"/>
+        </w:rPr>
+        <w:br/>
+        <w:t xml:space="preserve">implementation </w:t>
+      </w:r>
+      <w:r>
+        <w:rPr>
+          <w:rFonts w:ascii="Courier New" w:hAnsi="Courier New" w:cs="Courier New"/>
+          <w:color w:val="6AAB73"/>
+          <w:sz w:val="20"/>
+          <w:szCs w:val="20"/>
+          <w:lang w:val="en-US" w:eastAsia="ru-RU"/>
+          <w14:ligatures w14:val="none"/>
+        </w:rPr>
+        <w:t>'org.springframework.boot:spring-boot-starter-data-jpa'</w:t>
+      </w:r>
+    </w:p>
+    <w:p>
+      <w:pPr>
+        <w:pBdr>
+          <w:top w:val="none" w:sz="4" w:space="0" w:color="000000"/>
+          <w:left w:val="none" w:sz="4" w:space="0" w:color="000000"/>
+          <w:bottom w:val="none" w:sz="4" w:space="0" w:color="000000"/>
+          <w:right w:val="none" w:sz="4" w:space="0" w:color="000000"/>
+        </w:pBdr>
+        <w:shd w:val="clear" w:color="FFFFFF" w:fill="FFFFFF"/>
+        <w:jc w:val="both"/>
+        <w:rPr>
+          <w:rFonts w:ascii="Calibri" w:eastAsia="Roboto" w:hAnsi="Calibri" w:cs="Calibri"/>
+          <w:color w:val="000000"/>
+          <w:sz w:val="24"/>
+          <w:shd w:val="clear" w:color="auto" w:fill="EEFFDE"/>
+          <w:lang w:val="en-US"/>
+        </w:rPr>
+      </w:pPr>
+    </w:p>
+    <w:p>
+      <w:pPr>
+        <w:pBdr>
+          <w:top w:val="none" w:sz="4" w:space="0" w:color="000000"/>
+          <w:left w:val="none" w:sz="4" w:space="0" w:color="000000"/>
+          <w:bottom w:val="none" w:sz="4" w:space="0" w:color="000000"/>
+          <w:right w:val="none" w:sz="4" w:space="0" w:color="000000"/>
+        </w:pBdr>
+        <w:shd w:val="clear" w:color="FFFFFF" w:fill="FFFFFF"/>
+        <w:jc w:val="both"/>
+        <w:rPr>
+          <w:rFonts w:ascii="Calibri" w:eastAsia="Roboto" w:hAnsi="Calibri" w:cs="Calibri"/>
+          <w:color w:val="000000"/>
+          <w:sz w:val="24"/>
+          <w:shd w:val="clear" w:color="auto" w:fill="EEFFDE"/>
+          <w:lang w:val="en-US"/>
+        </w:rPr>
+      </w:pPr>
+      <w:r>
+        <w:rPr>
+          <w:rFonts w:ascii="Calibri" w:eastAsia="Roboto" w:hAnsi="Calibri" w:cs="Calibri"/>
+          <w:color w:val="000000"/>
+          <w:sz w:val="24"/>
+          <w:shd w:val="clear" w:color="auto" w:fill="EEFFDE"/>
+          <w:lang w:val="en-US"/>
+        </w:rPr>
+        <w:t>application.properties:</w:t>
+      </w:r>
+    </w:p>
+    <w:p>
+      <w:pPr>
+        <w:pStyle w:val="HTML"/>
+        <w:shd w:val="clear" w:color="auto" w:fill="1E1F22"/>
+        <w:rPr>
+          <w:color w:val="BCBEC4"/>
+          <w:lang w:val="en-US"/>
+        </w:rPr>
+      </w:pPr>
+      <w:r>
+        <w:rPr>
+          <w:color w:val="BCBEC4"/>
+          <w:lang w:val="en-US"/>
+        </w:rPr>
+        <w:br/>
+      </w:r>
+      <w:r>
+        <w:rPr>
+          <w:color w:val="CF8E6D"/>
+          <w:lang w:val="en-US"/>
+        </w:rPr>
+        <w:t>schema</w:t>
+      </w:r>
+      <w:r>
+        <w:rPr>
+          <w:color w:val="808080"/>
+          <w:lang w:val="en-US"/>
+        </w:rPr>
+        <w:t>=</w:t>
+      </w:r>
+      <w:r>
+        <w:rPr>
+          <w:color w:val="6AAB73"/>
+          <w:lang w:val="en-US"/>
+        </w:rPr>
+        <w:t>gtm</w:t>
+      </w:r>
+    </w:p>
+    <w:p>
+      <w:pPr>
+        <w:pStyle w:val="HTML"/>
+        <w:shd w:val="clear" w:color="auto" w:fill="1E1F22"/>
+        <w:rPr>
+          <w:color w:val="6AAB73"/>
+          <w:lang w:val="en-US"/>
+        </w:rPr>
+      </w:pPr>
+      <w:r>
+        <w:rPr>
+          <w:color w:val="BCBEC4"/>
+          <w:lang w:val="en-US"/>
+        </w:rPr>
+        <w:br/>
+      </w:r>
+      <w:r>
+        <w:rPr>
+          <w:color w:val="BCBEC4"/>
+          <w:lang w:val="en-US"/>
+        </w:rPr>
+        <w:br/>
+      </w:r>
+      <w:r>
+        <w:rPr>
+          <w:color w:val="7A7E85"/>
+          <w:lang w:val="en-US"/>
+        </w:rPr>
+        <w:t>### jpa + hibernate ###</w:t>
+      </w:r>
+      <w:r>
+        <w:rPr>
+          <w:color w:val="7A7E85"/>
+          <w:lang w:val="en-US"/>
+        </w:rPr>
+        <w:br/>
+      </w:r>
+      <w:r>
+        <w:rPr>
+          <w:color w:val="CF8E6D"/>
+          <w:lang w:val="en-US"/>
+        </w:rPr>
+        <w:t>spring.jpa.properties.hibernate.default_schema</w:t>
+      </w:r>
+      <w:r>
+        <w:rPr>
+          <w:color w:val="808080"/>
+          <w:lang w:val="en-US"/>
+        </w:rPr>
+        <w:t>=</w:t>
+      </w:r>
+      <w:r>
+        <w:rPr>
+          <w:color w:val="6AAB73"/>
+          <w:lang w:val="en-US"/>
+        </w:rPr>
+        <w:t>${schema}</w:t>
+      </w:r>
+    </w:p>
+    <w:p>
+      <w:pPr>
+        <w:pStyle w:val="HTML"/>
+        <w:shd w:val="clear" w:color="auto" w:fill="1E1F22"/>
+        <w:rPr>
+          <w:color w:val="BCBEC4"/>
+          <w:lang w:val="en-US"/>
+        </w:rPr>
+      </w:pPr>
+      <w:r>
+        <w:rPr>
+          <w:color w:val="CF8E6D"/>
+          <w:lang w:val="en-US"/>
+        </w:rPr>
+        <w:t>spring.datasource.url</w:t>
+      </w:r>
+      <w:r>
+        <w:rPr>
+          <w:color w:val="808080"/>
+          <w:lang w:val="en-US"/>
+        </w:rPr>
+        <w:t>=</w:t>
+      </w:r>
+      <w:r>
+        <w:rPr>
+          <w:color w:val="6AAB73"/>
+          <w:lang w:val="en-US"/>
+        </w:rPr>
+        <w:t>jdbc:postgresql://</w:t>
+      </w:r>
+      <w:r>
+        <w:rPr>
+          <w:color w:val="6AAB73"/>
+          <w:lang w:val="en-US"/>
+        </w:rPr>
+        <w:t>localhost</w:t>
+      </w:r>
+      <w:r>
+        <w:rPr>
+          <w:color w:val="6AAB73"/>
+          <w:lang w:val="en-US"/>
+        </w:rPr>
+        <w:t>:5432/</w:t>
+      </w:r>
+      <w:r>
+        <w:rPr>
+          <w:color w:val="6AAB73"/>
+          <w:lang w:val="en-US"/>
+        </w:rPr>
+        <w:t>db_name</w:t>
+      </w:r>
+      <w:r>
+        <w:rPr>
+          <w:color w:val="6AAB73"/>
+          <w:lang w:val="en-US"/>
+        </w:rPr>
+        <w:t>?currentSchema=${schema}</w:t>
+      </w:r>
+      <w:r>
+        <w:rPr>
+          <w:color w:val="6AAB73"/>
+          <w:lang w:val="en-US"/>
+        </w:rPr>
+        <w:br/>
+      </w:r>
+      <w:r>
+        <w:rPr>
+          <w:color w:val="CF8E6D"/>
+          <w:lang w:val="en-US"/>
+        </w:rPr>
+        <w:t>spring.datasource.username</w:t>
+      </w:r>
+      <w:r>
+        <w:rPr>
+          <w:color w:val="808080"/>
+          <w:lang w:val="en-US"/>
+        </w:rPr>
+        <w:t>=</w:t>
+      </w:r>
+      <w:r>
+        <w:rPr>
+          <w:color w:val="6AAB73"/>
+          <w:lang w:val="en-US"/>
+        </w:rPr>
+        <w:t>postgres</w:t>
+      </w:r>
+      <w:r>
+        <w:rPr>
+          <w:color w:val="6AAB73"/>
+          <w:lang w:val="en-US"/>
+        </w:rPr>
+        <w:br/>
+      </w:r>
+      <w:r>
+        <w:rPr>
+          <w:color w:val="CF8E6D"/>
+          <w:lang w:val="en-US"/>
+        </w:rPr>
+        <w:t>spring.datasource.password</w:t>
+      </w:r>
+      <w:r>
+        <w:rPr>
+          <w:color w:val="808080"/>
+          <w:lang w:val="en-US"/>
+        </w:rPr>
+        <w:t>=</w:t>
+      </w:r>
+      <w:r>
+        <w:rPr>
+          <w:color w:val="6AAB73"/>
+          <w:lang w:val="en-US"/>
+        </w:rPr>
+        <w:t>postgres</w:t>
+      </w:r>
+    </w:p>
+    <w:p>
+      <w:pPr>
+        <w:pStyle w:val="HTML"/>
+        <w:shd w:val="clear" w:color="auto" w:fill="1E1F22"/>
+        <w:rPr>
+          <w:color w:val="BCBEC4"/>
+          <w:lang w:val="en-US"/>
+        </w:rPr>
+      </w:pPr>
+    </w:p>
+    <w:p>
+      <w:pPr>
+        <w:pBdr>
+          <w:top w:val="none" w:sz="4" w:space="0" w:color="000000"/>
+          <w:left w:val="none" w:sz="4" w:space="0" w:color="000000"/>
+          <w:bottom w:val="none" w:sz="4" w:space="0" w:color="000000"/>
+          <w:right w:val="none" w:sz="4" w:space="0" w:color="000000"/>
+        </w:pBdr>
+        <w:shd w:val="clear" w:color="FFFFFF" w:fill="FFFFFF"/>
+        <w:jc w:val="both"/>
+        <w:rPr>
+          <w:rFonts w:ascii="Calibri" w:eastAsia="Roboto" w:hAnsi="Calibri" w:cs="Calibri"/>
+          <w:color w:val="000000"/>
+          <w:sz w:val="24"/>
+          <w:shd w:val="clear" w:color="auto" w:fill="EEFFDE"/>
+          <w:lang w:val="en-US"/>
+        </w:rPr>
+      </w:pPr>
+    </w:p>
+    <w:p>
+      <w:pPr>
+        <w:pBdr>
+          <w:top w:val="none" w:sz="4" w:space="0" w:color="000000"/>
+          <w:left w:val="none" w:sz="4" w:space="0" w:color="000000"/>
+          <w:bottom w:val="none" w:sz="4" w:space="0" w:color="000000"/>
+          <w:right w:val="none" w:sz="4" w:space="0" w:color="000000"/>
+        </w:pBdr>
+        <w:shd w:val="clear" w:color="FFFFFF" w:fill="FFFFFF"/>
+        <w:jc w:val="both"/>
+        <w:rPr>
+          <w:rFonts w:ascii="Calibri" w:eastAsia="Roboto" w:hAnsi="Calibri" w:cs="Calibri"/>
+          <w:color w:val="000000"/>
+          <w:sz w:val="24"/>
+          <w:shd w:val="clear" w:color="auto" w:fill="EEFFDE"/>
+          <w:lang w:val="en-US"/>
+        </w:rPr>
+      </w:pPr>
+    </w:p>
+    <w:p>
+      <w:pPr>
+        <w:pBdr>
+          <w:top w:val="none" w:sz="4" w:space="0" w:color="000000"/>
+          <w:left w:val="none" w:sz="4" w:space="0" w:color="000000"/>
+          <w:bottom w:val="none" w:sz="4" w:space="0" w:color="000000"/>
+          <w:right w:val="none" w:sz="4" w:space="0" w:color="000000"/>
+        </w:pBdr>
+        <w:shd w:val="clear" w:color="FFFFFF" w:fill="FFFFFF"/>
+        <w:jc w:val="both"/>
+        <w:rPr>
+          <w:rFonts w:ascii="Calibri" w:eastAsia="Roboto" w:hAnsi="Calibri" w:cs="Calibri"/>
+          <w:color w:val="000000"/>
+          <w:sz w:val="24"/>
+          <w:shd w:val="clear" w:color="auto" w:fill="EEFFDE"/>
+        </w:rPr>
+      </w:pPr>
+      <w:r>
+        <w:rPr>
+          <w:rFonts w:ascii="Calibri" w:eastAsia="Roboto" w:hAnsi="Calibri" w:cs="Calibri"/>
+          <w:color w:val="000000"/>
+          <w:sz w:val="24"/>
+          <w:shd w:val="clear" w:color="auto" w:fill="EEFFDE"/>
+        </w:rPr>
+        <w:t>- замаппить объекты базы на классы приложения</w:t>
+      </w:r>
+      <w:r>
+        <w:rPr>
+          <w:rFonts w:ascii="Calibri" w:eastAsia="Roboto" w:hAnsi="Calibri" w:cs="Calibri"/>
+          <w:color w:val="000000"/>
+          <w:sz w:val="24"/>
+          <w:shd w:val="clear" w:color="auto" w:fill="EEFFDE"/>
+        </w:rPr>
+        <w:t xml:space="preserve"> </w:t>
+      </w:r>
+      <w:r>
+        <w:rPr>
+          <w:rFonts w:ascii="Calibri" w:eastAsia="Roboto" w:hAnsi="Calibri" w:cs="Calibri"/>
+          <w:color w:val="000000"/>
+          <w:sz w:val="24"/>
+          <w:shd w:val="clear" w:color="auto" w:fill="EEFFDE"/>
+        </w:rPr>
+        <w:t>и создать репозитории для работы с таблицами (</w:t>
+      </w:r>
+      <w:r>
+        <w:rPr>
+          <w:rFonts w:ascii="Calibri" w:eastAsia="Roboto" w:hAnsi="Calibri" w:cs="Calibri"/>
+          <w:color w:val="000000"/>
+          <w:sz w:val="24"/>
+          <w:shd w:val="clear" w:color="auto" w:fill="EEFFDE"/>
+          <w:lang w:val="en-US"/>
+        </w:rPr>
+        <w:t>crud</w:t>
+      </w:r>
+      <w:r>
+        <w:rPr>
+          <w:rFonts w:ascii="Calibri" w:eastAsia="Roboto" w:hAnsi="Calibri" w:cs="Calibri"/>
+          <w:color w:val="000000"/>
+          <w:sz w:val="24"/>
+          <w:shd w:val="clear" w:color="auto" w:fill="EEFFDE"/>
+        </w:rPr>
+        <w:t>)</w:t>
+      </w:r>
+    </w:p>
+    <w:p>
+      <w:pPr>
+        <w:pBdr>
+          <w:top w:val="none" w:sz="4" w:space="0" w:color="000000"/>
+          <w:left w:val="none" w:sz="4" w:space="0" w:color="000000"/>
+          <w:bottom w:val="none" w:sz="4" w:space="0" w:color="000000"/>
+          <w:right w:val="none" w:sz="4" w:space="0" w:color="000000"/>
+        </w:pBdr>
+        <w:shd w:val="clear" w:color="FFFFFF" w:fill="FFFFFF"/>
+        <w:jc w:val="both"/>
+        <w:rPr>
+          <w:rFonts w:ascii="Calibri" w:eastAsia="Roboto" w:hAnsi="Calibri" w:cs="Calibri"/>
+          <w:color w:val="000000"/>
+          <w:sz w:val="24"/>
+          <w:shd w:val="clear" w:color="auto" w:fill="EEFFDE"/>
+        </w:rPr>
+      </w:pPr>
+      <w:r>
+        <w:rPr>
+          <w:rFonts w:ascii="Calibri" w:eastAsia="Roboto" w:hAnsi="Calibri" w:cs="Calibri"/>
+          <w:color w:val="000000"/>
+          <w:sz w:val="24"/>
+          <w:shd w:val="clear" w:color="auto" w:fill="EEFFDE"/>
+        </w:rPr>
+        <w:t>-</w:t>
+      </w:r>
+      <w:r>
+        <w:rPr>
+          <w:rFonts w:ascii="Calibri" w:eastAsia="Roboto" w:hAnsi="Calibri" w:cs="Calibri"/>
+          <w:color w:val="000000"/>
+          <w:sz w:val="24"/>
+          <w:shd w:val="clear" w:color="auto" w:fill="EEFFDE"/>
+        </w:rPr>
+        <w:t>создать метод контроллера , который воз</w:t>
+      </w:r>
+      <w:r>
+        <w:rPr>
+          <w:rFonts w:ascii="Calibri" w:eastAsia="Roboto" w:hAnsi="Calibri" w:cs="Calibri"/>
+          <w:color w:val="000000"/>
+          <w:sz w:val="24"/>
+          <w:shd w:val="clear" w:color="auto" w:fill="EEFFDE"/>
+        </w:rPr>
+        <w:t>в</w:t>
+      </w:r>
+      <w:bookmarkStart w:id="0" w:name="_GoBack"/>
+      <w:bookmarkEnd w:id="0"/>
+      <w:r>
+        <w:rPr>
+          <w:rFonts w:ascii="Calibri" w:eastAsia="Roboto" w:hAnsi="Calibri" w:cs="Calibri"/>
+          <w:color w:val="000000"/>
+          <w:sz w:val="24"/>
+          <w:shd w:val="clear" w:color="auto" w:fill="EEFFDE"/>
+        </w:rPr>
+        <w:t>ращает все объекты к-л таблицы</w:t>
+      </w:r>
+    </w:p>
+    <w:p>
+      <w:pPr>
+        <w:pBdr>
+          <w:top w:val="none" w:sz="4" w:space="0" w:color="000000"/>
+          <w:left w:val="none" w:sz="4" w:space="0" w:color="000000"/>
+          <w:bottom w:val="none" w:sz="4" w:space="0" w:color="000000"/>
+          <w:right w:val="none" w:sz="4" w:space="0" w:color="000000"/>
+        </w:pBdr>
+        <w:shd w:val="clear" w:color="FFFFFF" w:fill="FFFFFF"/>
+        <w:jc w:val="both"/>
+        <w:rPr>
+          <w:rFonts w:ascii="Calibri" w:eastAsia="Roboto" w:hAnsi="Calibri" w:cs="Calibri"/>
+          <w:color w:val="000000"/>
+          <w:sz w:val="24"/>
+          <w:shd w:val="clear" w:color="auto" w:fill="EEFFDE"/>
+        </w:rPr>
+      </w:pPr>
+      <w:r>
+        <w:rPr>
+          <w:rFonts w:ascii="Calibri" w:eastAsia="Roboto" w:hAnsi="Calibri" w:cs="Calibri"/>
+          <w:color w:val="000000"/>
+          <w:sz w:val="24"/>
+          <w:shd w:val="clear" w:color="auto" w:fill="EEFFDE"/>
+        </w:rPr>
+        <w:t xml:space="preserve">- * опционально создать все </w:t>
+      </w:r>
+      <w:r>
+        <w:rPr>
+          <w:rFonts w:ascii="Calibri" w:eastAsia="Roboto" w:hAnsi="Calibri" w:cs="Calibri"/>
+          <w:color w:val="000000"/>
+          <w:sz w:val="24"/>
+          <w:shd w:val="clear" w:color="auto" w:fill="EEFFDE"/>
+          <w:lang w:val="en-US"/>
+        </w:rPr>
+        <w:t>CRUD</w:t>
+      </w:r>
+      <w:r>
+        <w:rPr>
+          <w:rFonts w:ascii="Calibri" w:eastAsia="Roboto" w:hAnsi="Calibri" w:cs="Calibri"/>
+          <w:color w:val="000000"/>
+          <w:sz w:val="24"/>
+          <w:shd w:val="clear" w:color="auto" w:fill="EEFFDE"/>
+        </w:rPr>
+        <w:t xml:space="preserve"> </w:t>
+      </w:r>
+      <w:r>
+        <w:rPr>
+          <w:rFonts w:ascii="Calibri" w:eastAsia="Roboto" w:hAnsi="Calibri" w:cs="Calibri"/>
+          <w:color w:val="000000"/>
+          <w:sz w:val="24"/>
+          <w:shd w:val="clear" w:color="auto" w:fill="EEFFDE"/>
+        </w:rPr>
+        <w:t xml:space="preserve">операции на контроллере (созд объекта </w:t>
+      </w:r>
+      <w:r>
+        <w:rPr>
+          <w:rFonts w:ascii="Calibri" w:eastAsia="Roboto" w:hAnsi="Calibri" w:cs="Calibri"/>
+          <w:color w:val="000000"/>
+          <w:sz w:val="24"/>
+          <w:shd w:val="clear" w:color="auto" w:fill="EEFFDE"/>
+          <w:lang w:val="en-US"/>
+        </w:rPr>
+        <w:t>postmapping</w:t>
+      </w:r>
+      <w:r>
+        <w:rPr>
+          <w:rFonts w:ascii="Calibri" w:eastAsia="Roboto" w:hAnsi="Calibri" w:cs="Calibri"/>
+          <w:color w:val="000000"/>
+          <w:sz w:val="24"/>
+          <w:shd w:val="clear" w:color="auto" w:fill="EEFFDE"/>
+        </w:rPr>
+        <w:t>)</w:t>
+      </w:r>
+    </w:p>
+    <w:p>
+      <w:pPr>
+        <w:pBdr>
+          <w:top w:val="none" w:sz="4" w:space="0" w:color="000000"/>
+          <w:left w:val="none" w:sz="4" w:space="0" w:color="000000"/>
+          <w:bottom w:val="none" w:sz="4" w:space="0" w:color="000000"/>
+          <w:right w:val="none" w:sz="4" w:space="0" w:color="000000"/>
+        </w:pBdr>
+        <w:shd w:val="clear" w:color="FFFFFF" w:fill="FFFFFF"/>
+        <w:jc w:val="both"/>
+        <w:rPr>
+          <w:rFonts w:ascii="Calibri" w:eastAsia="Roboto" w:hAnsi="Calibri" w:cs="Calibri"/>
+          <w:color w:val="000000"/>
+          <w:sz w:val="24"/>
+          <w:shd w:val="clear" w:color="auto" w:fill="EEFFDE"/>
+        </w:rPr>
+      </w:pPr>
+    </w:p>
+    <w:p>
+      <w:pPr>
+        <w:pBdr>
+          <w:top w:val="none" w:sz="4" w:space="0" w:color="000000"/>
+          <w:left w:val="none" w:sz="4" w:space="0" w:color="000000"/>
+          <w:bottom w:val="none" w:sz="4" w:space="0" w:color="000000"/>
+          <w:right w:val="none" w:sz="4" w:space="0" w:color="000000"/>
+        </w:pBdr>
+        <w:shd w:val="clear" w:color="FFFFFF" w:fill="FFFFFF"/>
+        <w:jc w:val="right"/>
+        <w:rPr>
+          <w:rFonts w:ascii="Calibri" w:eastAsia="Calibri" w:hAnsi="Calibri" w:cs="Calibri"/>
+          <w:b/>
+          <w:i/>
+          <w:color w:val="FF0000"/>
+          <w:sz w:val="36"/>
+        </w:rPr>
+      </w:pPr>
     </w:p>
     <w:sectPr>
       <w:pgSz w:w="11907" w:h="16840"/>
@@ -10114,7 +10374,7 @@
     <w:lsdException w:name="HTML Code" w:semiHidden="1" w:unhideWhenUsed="1"/>
     <w:lsdException w:name="HTML Definition" w:semiHidden="1" w:unhideWhenUsed="1"/>
     <w:lsdException w:name="HTML Keyboard" w:semiHidden="1" w:unhideWhenUsed="1"/>
-    <w:lsdException w:name="HTML Preformatted" w:semiHidden="1" w:unhideWhenUsed="1"/>
+    <w:lsdException w:name="HTML Preformatted" w:semiHidden="1" w:uiPriority="99" w:unhideWhenUsed="1"/>
     <w:lsdException w:name="HTML Sample" w:semiHidden="1" w:unhideWhenUsed="1"/>
     <w:lsdException w:name="HTML Typewriter" w:semiHidden="1" w:unhideWhenUsed="1"/>
     <w:lsdException w:name="HTML Variable" w:semiHidden="1" w:unhideWhenUsed="1"/>
@@ -21987,6 +22247,58 @@
     <w:uiPriority w:val="99"/>
     <w:unhideWhenUsed/>
   </w:style>
+  <w:style w:type="paragraph" w:styleId="HTML">
+    <w:name w:val="HTML Preformatted"/>
+    <w:basedOn w:val="a"/>
+    <w:link w:val="HTML0"/>
+    <w:uiPriority w:val="99"/>
+    <w:semiHidden/>
+    <w:unhideWhenUsed/>
+    <w:rsid w:val="005A4ADF"/>
+    <w:pPr>
+      <w:tabs>
+        <w:tab w:val="left" w:pos="916"/>
+        <w:tab w:val="left" w:pos="1832"/>
+        <w:tab w:val="left" w:pos="2748"/>
+        <w:tab w:val="left" w:pos="3664"/>
+        <w:tab w:val="left" w:pos="4580"/>
+        <w:tab w:val="left" w:pos="5496"/>
+        <w:tab w:val="left" w:pos="6412"/>
+        <w:tab w:val="left" w:pos="7328"/>
+        <w:tab w:val="left" w:pos="8244"/>
+        <w:tab w:val="left" w:pos="9160"/>
+        <w:tab w:val="left" w:pos="10076"/>
+        <w:tab w:val="left" w:pos="10992"/>
+        <w:tab w:val="left" w:pos="11908"/>
+        <w:tab w:val="left" w:pos="12824"/>
+        <w:tab w:val="left" w:pos="13740"/>
+        <w:tab w:val="left" w:pos="14656"/>
+      </w:tabs>
+      <w:spacing w:line="240" w:lineRule="auto"/>
+    </w:pPr>
+    <w:rPr>
+      <w:rFonts w:ascii="Courier New" w:hAnsi="Courier New" w:cs="Courier New"/>
+      <w:sz w:val="20"/>
+      <w:szCs w:val="20"/>
+      <w:lang w:eastAsia="ru-RU"/>
+      <w14:ligatures w14:val="none"/>
+    </w:rPr>
+  </w:style>
+  <w:style w:type="character" w:customStyle="1" w:styleId="HTML0">
+    <w:name w:val="Стандартный HTML Знак"/>
+    <w:basedOn w:val="a0"/>
+    <w:link w:val="HTML"/>
+    <w:uiPriority w:val="99"/>
+    <w:semiHidden/>
+    <w:rsid w:val="005A4ADF"/>
+    <w:rPr>
+      <w:rFonts w:ascii="Courier New" w:hAnsi="Courier New" w:cs="Courier New"/>
+      <w:sz w:val="20"/>
+      <w:szCs w:val="20"/>
+      <w:lang w:eastAsia="ru-RU"/>
+      <w14:ligatures w14:val="none"/>
+    </w:rPr>
+  </w:style>
 </w:styles>
 </file>
 
@@ -22203,7 +22515,7 @@
 </file>
 
 <file path=customXml/itemProps1.xml><?xml version="1.0" encoding="utf-8"?>
-<ds:datastoreItem xmlns:ds="http://schemas.openxmlformats.org/officeDocument/2006/customXml" ds:itemID="{7FDA0053-12F0-4CD0-A648-2F5174624AB5}">
+<ds:datastoreItem xmlns:ds="http://schemas.openxmlformats.org/officeDocument/2006/customXml" ds:itemID="{B541E619-29EC-4BEF-B466-585AC1DBEFFF}">
   <ds:schemaRefs>
     <ds:schemaRef ds:uri="http://schemas.openxmlformats.org/officeDocument/2006/bibliography"/>
   </ds:schemaRefs>
